--- a/public/documentos/GOB-12-acta-de-la-reunion-de-inicio.docx
+++ b/public/documentos/GOB-12-acta-de-la-reunion-de-inicio.docx
@@ -18,7 +18,7 @@
           <w:left w:w="10" w:type="dxa"/>
           <w:right w:w="10" w:type="dxa"/>
         </w:tblCellMar>
-        <w:tblLook w:val="04A0" w:firstRow="1" w:lastRow="0" w:firstColumn="1" w:lastColumn="0" w:noHBand="0" w:noVBand="1"/>
+        <w:tblLook w:val="0000" w:firstRow="0" w:lastRow="0" w:firstColumn="0" w:lastColumn="0" w:noHBand="0" w:noVBand="0"/>
       </w:tblPr>
       <w:tblGrid>
         <w:gridCol w:w="1757"/>
@@ -52,7 +52,7 @@
                 <w:noProof/>
               </w:rPr>
               <w:drawing>
-                <wp:inline distT="0" distB="0" distL="0" distR="0" wp14:anchorId="230319EF" wp14:editId="4906B792">
+                <wp:inline distT="0" distB="0" distL="0" distR="0" wp14:anchorId="75ACBE8A" wp14:editId="7F16B42F">
                   <wp:extent cx="990600" cy="990600"/>
                   <wp:effectExtent l="0" t="0" r="0" b="0"/>
                   <wp:docPr id="1" name="Imagen 1"/>
@@ -171,10 +171,10 @@
                 <w:noProof/>
               </w:rPr>
               <w:drawing>
-                <wp:inline distT="0" distB="0" distL="0" distR="0" wp14:anchorId="21BD3C66" wp14:editId="73C2DF28">
+                <wp:inline distT="0" distB="0" distL="0" distR="0" wp14:anchorId="250B5940" wp14:editId="3F6BAE90">
                   <wp:extent cx="800100" cy="800100"/>
                   <wp:effectExtent l="0" t="0" r="0" b="0"/>
-                  <wp:docPr id="1984039359" name="Imagen 1984039359"/>
+                  <wp:docPr id="1092162801" name="Imagen 1092162801"/>
                   <wp:cNvGraphicFramePr>
                     <a:graphicFrameLocks xmlns:a="http://schemas.openxmlformats.org/drawingml/2006/main" noChangeAspect="1"/>
                   </wp:cNvGraphicFramePr>
@@ -308,7 +308,7 @@
           <w:left w:w="10" w:type="dxa"/>
           <w:right w:w="10" w:type="dxa"/>
         </w:tblCellMar>
-        <w:tblLook w:val="04A0" w:firstRow="1" w:lastRow="0" w:firstColumn="1" w:lastColumn="0" w:noHBand="0" w:noVBand="1"/>
+        <w:tblLook w:val="0000" w:firstRow="0" w:lastRow="0" w:firstColumn="0" w:lastColumn="0" w:noHBand="0" w:noVBand="0"/>
       </w:tblPr>
       <w:tblGrid>
         <w:gridCol w:w="2636"/>
@@ -786,7 +786,7 @@
           <w:left w:w="10" w:type="dxa"/>
           <w:right w:w="10" w:type="dxa"/>
         </w:tblCellMar>
-        <w:tblLook w:val="04A0" w:firstRow="1" w:lastRow="0" w:firstColumn="1" w:lastColumn="0" w:noHBand="0" w:noVBand="1"/>
+        <w:tblLook w:val="0000" w:firstRow="0" w:lastRow="0" w:firstColumn="0" w:lastColumn="0" w:noHBand="0" w:noVBand="0"/>
       </w:tblPr>
       <w:tblGrid>
         <w:gridCol w:w="4042"/>
@@ -1399,7 +1399,7 @@
           <w:left w:w="10" w:type="dxa"/>
           <w:right w:w="10" w:type="dxa"/>
         </w:tblCellMar>
-        <w:tblLook w:val="04A0" w:firstRow="1" w:lastRow="0" w:firstColumn="1" w:lastColumn="0" w:noHBand="0" w:noVBand="1"/>
+        <w:tblLook w:val="0000" w:firstRow="0" w:lastRow="0" w:firstColumn="0" w:lastColumn="0" w:noHBand="0" w:noVBand="0"/>
       </w:tblPr>
       <w:tblGrid>
         <w:gridCol w:w="2636"/>
@@ -1817,7 +1817,7 @@
           <w:left w:w="10" w:type="dxa"/>
           <w:right w:w="10" w:type="dxa"/>
         </w:tblCellMar>
-        <w:tblLook w:val="04A0" w:firstRow="1" w:lastRow="0" w:firstColumn="1" w:lastColumn="0" w:noHBand="0" w:noVBand="1"/>
+        <w:tblLook w:val="0000" w:firstRow="0" w:lastRow="0" w:firstColumn="0" w:lastColumn="0" w:noHBand="0" w:noVBand="0"/>
       </w:tblPr>
       <w:tblGrid>
         <w:gridCol w:w="1054"/>
@@ -2158,7 +2158,7 @@
           <w:left w:w="10" w:type="dxa"/>
           <w:right w:w="10" w:type="dxa"/>
         </w:tblCellMar>
-        <w:tblLook w:val="04A0" w:firstRow="1" w:lastRow="0" w:firstColumn="1" w:lastColumn="0" w:noHBand="0" w:noVBand="1"/>
+        <w:tblLook w:val="0000" w:firstRow="0" w:lastRow="0" w:firstColumn="0" w:lastColumn="0" w:noHBand="0" w:noVBand="0"/>
       </w:tblPr>
       <w:tblGrid>
         <w:gridCol w:w="2636"/>
@@ -2498,7 +2498,7 @@
           <w:left w:w="10" w:type="dxa"/>
           <w:right w:w="10" w:type="dxa"/>
         </w:tblCellMar>
-        <w:tblLook w:val="04A0" w:firstRow="1" w:lastRow="0" w:firstColumn="1" w:lastColumn="0" w:noHBand="0" w:noVBand="1"/>
+        <w:tblLook w:val="0000" w:firstRow="0" w:lastRow="0" w:firstColumn="0" w:lastColumn="0" w:noHBand="0" w:noVBand="0"/>
       </w:tblPr>
       <w:tblGrid>
         <w:gridCol w:w="8787"/>
@@ -2585,7 +2585,7 @@
     <w:sdt>
       <w:sdtPr>
         <w:alias w:val="Contenido"/>
-        <w:id w:val="-92947627"/>
+        <w:id w:val="-1739857244"/>
       </w:sdtPr>
       <w:sdtEndPr/>
       <w:sdtContent>
@@ -2611,7 +2611,7 @@
           <w:r>
             <w:fldChar w:fldCharType="separate"/>
           </w:r>
-          <w:hyperlink w:anchor="_Toc243091656" w:history="1">
+          <w:hyperlink w:anchor="_Toc243093469" w:history="1">
             <w:r>
               <w:rPr>
                 <w:rStyle w:val="Hipervnculo"/>
@@ -2635,7 +2635,7 @@
               <w:rPr>
                 <w:noProof/>
               </w:rPr>
-              <w:instrText xml:space="preserve"> PAGEREF _Toc243091656 \h </w:instrText>
+              <w:instrText xml:space="preserve"> PAGEREF _Toc243093469 \h </w:instrText>
             </w:r>
             <w:r>
               <w:rPr>
@@ -2675,7 +2675,7 @@
               <w14:ligatures w14:val="standardContextual"/>
             </w:rPr>
           </w:pPr>
-          <w:hyperlink w:anchor="_Toc243091657" w:history="1">
+          <w:hyperlink w:anchor="_Toc243093470" w:history="1">
             <w:r>
               <w:rPr>
                 <w:rStyle w:val="Hipervnculo"/>
@@ -2699,7 +2699,7 @@
               <w:rPr>
                 <w:noProof/>
               </w:rPr>
-              <w:instrText xml:space="preserve"> PAGEREF _Toc243091657 \h </w:instrText>
+              <w:instrText xml:space="preserve"> PAGEREF _Toc243093470 \h </w:instrText>
             </w:r>
             <w:r>
               <w:rPr>
@@ -2739,7 +2739,7 @@
               <w14:ligatures w14:val="standardContextual"/>
             </w:rPr>
           </w:pPr>
-          <w:hyperlink w:anchor="_Toc243091658" w:history="1">
+          <w:hyperlink w:anchor="_Toc243093471" w:history="1">
             <w:r>
               <w:rPr>
                 <w:rStyle w:val="Hipervnculo"/>
@@ -2763,7 +2763,7 @@
               <w:rPr>
                 <w:noProof/>
               </w:rPr>
-              <w:instrText xml:space="preserve"> PAGEREF _Toc243091658 \h </w:instrText>
+              <w:instrText xml:space="preserve"> PAGEREF _Toc243093471 \h </w:instrText>
             </w:r>
             <w:r>
               <w:rPr>
@@ -2803,7 +2803,7 @@
               <w14:ligatures w14:val="standardContextual"/>
             </w:rPr>
           </w:pPr>
-          <w:hyperlink w:anchor="_Toc243091659" w:history="1">
+          <w:hyperlink w:anchor="_Toc243093472" w:history="1">
             <w:r>
               <w:rPr>
                 <w:rStyle w:val="Hipervnculo"/>
@@ -2827,7 +2827,7 @@
               <w:rPr>
                 <w:noProof/>
               </w:rPr>
-              <w:instrText xml:space="preserve"> PAGEREF _Toc243091659 \h </w:instrText>
+              <w:instrText xml:space="preserve"> PAGEREF _Toc243093472 \h </w:instrText>
             </w:r>
             <w:r>
               <w:rPr>
@@ -2877,7 +2877,7 @@
       <w:pPr>
         <w:pStyle w:val="Ttulo1"/>
       </w:pPr>
-      <w:bookmarkStart w:id="0" w:name="_Toc243091656"/>
+      <w:bookmarkStart w:id="0" w:name="_Toc243093469"/>
       <w:r>
         <w:lastRenderedPageBreak/>
         <w:t>1. Datos de la reunión</w:t>
@@ -2900,7 +2900,7 @@
           <w:left w:w="10" w:type="dxa"/>
           <w:right w:w="10" w:type="dxa"/>
         </w:tblCellMar>
-        <w:tblLook w:val="04A0" w:firstRow="1" w:lastRow="0" w:firstColumn="1" w:lastColumn="0" w:noHBand="0" w:noVBand="1"/>
+        <w:tblLook w:val="0000" w:firstRow="0" w:lastRow="0" w:firstColumn="0" w:lastColumn="0" w:noHBand="0" w:noVBand="0"/>
       </w:tblPr>
       <w:tblGrid>
         <w:gridCol w:w="2636"/>
@@ -3344,7 +3344,7 @@
           <w:left w:w="10" w:type="dxa"/>
           <w:right w:w="10" w:type="dxa"/>
         </w:tblCellMar>
-        <w:tblLook w:val="04A0" w:firstRow="1" w:lastRow="0" w:firstColumn="1" w:lastColumn="0" w:noHBand="0" w:noVBand="1"/>
+        <w:tblLook w:val="0000" w:firstRow="0" w:lastRow="0" w:firstColumn="0" w:lastColumn="0" w:noHBand="0" w:noVBand="0"/>
       </w:tblPr>
       <w:tblGrid>
         <w:gridCol w:w="3514"/>
@@ -3748,7 +3748,7 @@
       <w:pPr>
         <w:pStyle w:val="Ttulo1"/>
       </w:pPr>
-      <w:bookmarkStart w:id="1" w:name="_Toc243091657"/>
+      <w:bookmarkStart w:id="1" w:name="_Toc243093470"/>
       <w:r>
         <w:t>2. Temas tratados</w:t>
       </w:r>
@@ -3796,7 +3796,7 @@
           <w:left w:w="10" w:type="dxa"/>
           <w:right w:w="10" w:type="dxa"/>
         </w:tblCellMar>
-        <w:tblLook w:val="04A0" w:firstRow="1" w:lastRow="0" w:firstColumn="1" w:lastColumn="0" w:noHBand="0" w:noVBand="1"/>
+        <w:tblLook w:val="0000" w:firstRow="0" w:lastRow="0" w:firstColumn="0" w:lastColumn="0" w:noHBand="0" w:noVBand="0"/>
       </w:tblPr>
       <w:tblGrid>
         <w:gridCol w:w="527"/>
@@ -4801,7 +4801,7 @@
       <w:pPr>
         <w:pStyle w:val="Ttulo1"/>
       </w:pPr>
-      <w:bookmarkStart w:id="2" w:name="_Toc243091658"/>
+      <w:bookmarkStart w:id="2" w:name="_Toc243093471"/>
       <w:r>
         <w:lastRenderedPageBreak/>
         <w:t>3. Acuerdos</w:t>
@@ -4850,7 +4850,7 @@
           <w:left w:w="10" w:type="dxa"/>
           <w:right w:w="10" w:type="dxa"/>
         </w:tblCellMar>
-        <w:tblLook w:val="04A0" w:firstRow="1" w:lastRow="0" w:firstColumn="1" w:lastColumn="0" w:noHBand="0" w:noVBand="1"/>
+        <w:tblLook w:val="0000" w:firstRow="0" w:lastRow="0" w:firstColumn="0" w:lastColumn="0" w:noHBand="0" w:noVBand="0"/>
       </w:tblPr>
       <w:tblGrid>
         <w:gridCol w:w="527"/>
@@ -5599,7 +5599,7 @@
       <w:pPr>
         <w:pStyle w:val="Ttulo1"/>
       </w:pPr>
-      <w:bookmarkStart w:id="3" w:name="_Toc243091659"/>
+      <w:bookmarkStart w:id="3" w:name="_Toc243093472"/>
       <w:r>
         <w:t>4. Próximos pasos</w:t>
       </w:r>
@@ -5621,7 +5621,7 @@
           <w:left w:w="10" w:type="dxa"/>
           <w:right w:w="10" w:type="dxa"/>
         </w:tblCellMar>
-        <w:tblLook w:val="04A0" w:firstRow="1" w:lastRow="0" w:firstColumn="1" w:lastColumn="0" w:noHBand="0" w:noVBand="1"/>
+        <w:tblLook w:val="0000" w:firstRow="0" w:lastRow="0" w:firstColumn="0" w:lastColumn="0" w:noHBand="0" w:noVBand="0"/>
       </w:tblPr>
       <w:tblGrid>
         <w:gridCol w:w="2636"/>
@@ -5805,7 +5805,7 @@
           <w:left w:w="10" w:type="dxa"/>
           <w:right w:w="10" w:type="dxa"/>
         </w:tblCellMar>
-        <w:tblLook w:val="04A0" w:firstRow="1" w:lastRow="0" w:firstColumn="1" w:lastColumn="0" w:noHBand="0" w:noVBand="1"/>
+        <w:tblLook w:val="0000" w:firstRow="0" w:lastRow="0" w:firstColumn="0" w:lastColumn="0" w:noHBand="0" w:noVBand="0"/>
       </w:tblPr>
       <w:tblGrid>
         <w:gridCol w:w="8787"/>
@@ -5886,7 +5886,7 @@
           <w:left w:w="10" w:type="dxa"/>
           <w:right w:w="10" w:type="dxa"/>
         </w:tblCellMar>
-        <w:tblLook w:val="04A0" w:firstRow="1" w:lastRow="0" w:firstColumn="1" w:lastColumn="0" w:noHBand="0" w:noVBand="1"/>
+        <w:tblLook w:val="0000" w:firstRow="0" w:lastRow="0" w:firstColumn="0" w:lastColumn="0" w:noHBand="0" w:noVBand="0"/>
       </w:tblPr>
       <w:tblGrid>
         <w:gridCol w:w="4393"/>
@@ -6442,64 +6442,10 @@
 <file path=word/numbering.xml><?xml version="1.0" encoding="utf-8"?>
 <w:numbering xmlns:wpc="http://schemas.microsoft.com/office/word/2010/wordprocessingCanvas" xmlns:cx="http://schemas.microsoft.com/office/drawing/2014/chartex" xmlns:cx1="http://schemas.microsoft.com/office/drawing/2015/9/8/chartex" xmlns:cx2="http://schemas.microsoft.com/office/drawing/2015/10/21/chartex" xmlns:cx3="http://schemas.microsoft.com/office/drawing/2016/5/9/chartex" xmlns:cx4="http://schemas.microsoft.com/office/drawing/2016/5/10/chartex" xmlns:cx5="http://schemas.microsoft.com/office/drawing/2016/5/11/chartex" xmlns:cx6="http://schemas.microsoft.com/office/drawing/2016/5/12/chartex" xmlns:cx7="http://schemas.microsoft.com/office/drawing/2016/5/13/chartex" xmlns:cx8="http://schemas.microsoft.com/office/drawing/2016/5/14/chartex" xmlns:mc="http://schemas.openxmlformats.org/markup-compatibility/2006" xmlns:aink="http://schemas.microsoft.com/office/drawing/2016/ink" xmlns:am3d="http://schemas.microsoft.com/office/drawing/2017/model3d" xmlns:o="urn:schemas-microsoft-com:office:office" xmlns:oel="http://schemas.microsoft.com/office/2019/extlst" xmlns:r="http://schemas.openxmlformats.org/officeDocument/2006/relationships" xmlns:m="http://schemas.openxmlformats.org/officeDocument/2006/math" xmlns:v="urn:schemas-microsoft-com:vml" xmlns:wp14="http://schemas.microsoft.com/office/word/2010/wordprocessingDrawing" xmlns:wp="http://schemas.openxmlformats.org/drawingml/2006/wordprocessingDrawing" xmlns:w10="urn:schemas-microsoft-com:office:word" xmlns:w="http://schemas.openxmlformats.org/wordprocessingml/2006/main" xmlns:w14="http://schemas.microsoft.com/office/word/2010/wordml" xmlns:w15="http://schemas.microsoft.com/office/word/2012/wordml" xmlns:w16cex="http://schemas.microsoft.com/office/word/2018/wordml/cex" xmlns:w16cid="http://schemas.microsoft.com/office/word/2016/wordml/cid" xmlns:w16="http://schemas.microsoft.com/office/word/2018/wordml" xmlns:w16du="http://schemas.microsoft.com/office/word/2023/wordml/word16du" xmlns:w16sdtdh="http://schemas.microsoft.com/office/word/2020/wordml/sdtdatahash" xmlns:w16sdtfl="http://schemas.microsoft.com/office/word/2024/wordml/sdtformatlock" xmlns:w16se="http://schemas.microsoft.com/office/word/2015/wordml/symex" xmlns:wpg="http://schemas.microsoft.com/office/word/2010/wordprocessingGroup" xmlns:wpi="http://schemas.microsoft.com/office/word/2010/wordprocessingInk" xmlns:wne="http://schemas.microsoft.com/office/word/2006/wordml" xmlns:wps="http://schemas.microsoft.com/office/word/2010/wordprocessingShape" mc:Ignorable="w14 w15 w16se w16cid w16 w16cex w16sdtdh w16sdtfl w16du wp14">
   <w:abstractNum w:abstractNumId="0" w15:restartNumberingAfterBreak="0">
-    <w:nsid w:val="15342017"/>
+    <w:nsid w:val="1170332D"/>
     <w:multiLevelType w:val="hybridMultilevel"/>
-    <w:tmpl w:val="9E64EF7A"/>
-    <w:lvl w:ilvl="0" w:tplc="BE5E9528">
-      <w:start w:val="1"/>
-      <w:numFmt w:val="decimal"/>
-      <w:lvlText w:val="%1."/>
-      <w:lvlJc w:val="left"/>
-      <w:pPr>
-        <w:ind w:left="560" w:hanging="340"/>
-      </w:pPr>
-    </w:lvl>
-    <w:lvl w:ilvl="1" w:tplc="C70471E0">
-      <w:numFmt w:val="decimal"/>
-      <w:lvlText w:val=""/>
-      <w:lvlJc w:val="left"/>
-    </w:lvl>
-    <w:lvl w:ilvl="2" w:tplc="40242738">
-      <w:numFmt w:val="decimal"/>
-      <w:lvlText w:val=""/>
-      <w:lvlJc w:val="left"/>
-    </w:lvl>
-    <w:lvl w:ilvl="3" w:tplc="0592EC94">
-      <w:numFmt w:val="decimal"/>
-      <w:lvlText w:val=""/>
-      <w:lvlJc w:val="left"/>
-    </w:lvl>
-    <w:lvl w:ilvl="4" w:tplc="7980A4DE">
-      <w:numFmt w:val="decimal"/>
-      <w:lvlText w:val=""/>
-      <w:lvlJc w:val="left"/>
-    </w:lvl>
-    <w:lvl w:ilvl="5" w:tplc="5E94B638">
-      <w:numFmt w:val="decimal"/>
-      <w:lvlText w:val=""/>
-      <w:lvlJc w:val="left"/>
-    </w:lvl>
-    <w:lvl w:ilvl="6" w:tplc="06B21A86">
-      <w:numFmt w:val="decimal"/>
-      <w:lvlText w:val=""/>
-      <w:lvlJc w:val="left"/>
-    </w:lvl>
-    <w:lvl w:ilvl="7" w:tplc="CC1004B2">
-      <w:numFmt w:val="decimal"/>
-      <w:lvlText w:val=""/>
-      <w:lvlJc w:val="left"/>
-    </w:lvl>
-    <w:lvl w:ilvl="8" w:tplc="A0B25884">
-      <w:numFmt w:val="decimal"/>
-      <w:lvlText w:val=""/>
-      <w:lvlJc w:val="left"/>
-    </w:lvl>
-  </w:abstractNum>
-  <w:abstractNum w:abstractNumId="1" w15:restartNumberingAfterBreak="0">
-    <w:nsid w:val="305603F7"/>
-    <w:multiLevelType w:val="hybridMultilevel"/>
-    <w:tmpl w:val="957A106A"/>
-    <w:lvl w:ilvl="0" w:tplc="2A4AB0BE">
+    <w:tmpl w:val="FBBC0754"/>
+    <w:lvl w:ilvl="0" w:tplc="9516D93A">
       <w:start w:val="1"/>
       <w:numFmt w:val="bullet"/>
       <w:lvlText w:val="•"/>
@@ -6508,52 +6454,52 @@
         <w:ind w:left="560" w:hanging="280"/>
       </w:pPr>
     </w:lvl>
-    <w:lvl w:ilvl="1" w:tplc="E4FE71DA">
+    <w:lvl w:ilvl="1" w:tplc="437E83C0">
       <w:numFmt w:val="decimal"/>
       <w:lvlText w:val=""/>
       <w:lvlJc w:val="left"/>
     </w:lvl>
-    <w:lvl w:ilvl="2" w:tplc="5378B800">
+    <w:lvl w:ilvl="2" w:tplc="00749B24">
       <w:numFmt w:val="decimal"/>
       <w:lvlText w:val=""/>
       <w:lvlJc w:val="left"/>
     </w:lvl>
-    <w:lvl w:ilvl="3" w:tplc="4DBEC5FC">
+    <w:lvl w:ilvl="3" w:tplc="31DA0700">
       <w:numFmt w:val="decimal"/>
       <w:lvlText w:val=""/>
       <w:lvlJc w:val="left"/>
     </w:lvl>
-    <w:lvl w:ilvl="4" w:tplc="0F9E691A">
+    <w:lvl w:ilvl="4" w:tplc="E8CEAB18">
       <w:numFmt w:val="decimal"/>
       <w:lvlText w:val=""/>
       <w:lvlJc w:val="left"/>
     </w:lvl>
-    <w:lvl w:ilvl="5" w:tplc="A0C066F0">
+    <w:lvl w:ilvl="5" w:tplc="4B86BB7E">
       <w:numFmt w:val="decimal"/>
       <w:lvlText w:val=""/>
       <w:lvlJc w:val="left"/>
     </w:lvl>
-    <w:lvl w:ilvl="6" w:tplc="9C84E454">
+    <w:lvl w:ilvl="6" w:tplc="72CA2304">
       <w:numFmt w:val="decimal"/>
       <w:lvlText w:val=""/>
       <w:lvlJc w:val="left"/>
     </w:lvl>
-    <w:lvl w:ilvl="7" w:tplc="039852A2">
+    <w:lvl w:ilvl="7" w:tplc="9DFA0450">
       <w:numFmt w:val="decimal"/>
       <w:lvlText w:val=""/>
       <w:lvlJc w:val="left"/>
     </w:lvl>
-    <w:lvl w:ilvl="8" w:tplc="6004E9E2">
+    <w:lvl w:ilvl="8" w:tplc="BF5CB392">
       <w:numFmt w:val="decimal"/>
       <w:lvlText w:val=""/>
       <w:lvlJc w:val="left"/>
     </w:lvl>
   </w:abstractNum>
-  <w:abstractNum w:abstractNumId="2" w15:restartNumberingAfterBreak="0">
-    <w:nsid w:val="7F9D6E5D"/>
+  <w:abstractNum w:abstractNumId="1" w15:restartNumberingAfterBreak="0">
+    <w:nsid w:val="26A53B4B"/>
     <w:multiLevelType w:val="hybridMultilevel"/>
-    <w:tmpl w:val="7F42ABF6"/>
-    <w:lvl w:ilvl="0" w:tplc="A51484F6">
+    <w:tmpl w:val="B9241274"/>
+    <w:lvl w:ilvl="0" w:tplc="2A08B9EA">
       <w:start w:val="1"/>
       <w:numFmt w:val="bullet"/>
       <w:lvlText w:val="●"/>
@@ -6562,7 +6508,7 @@
         <w:ind w:left="720" w:hanging="360"/>
       </w:pPr>
     </w:lvl>
-    <w:lvl w:ilvl="1" w:tplc="54D84088">
+    <w:lvl w:ilvl="1" w:tplc="C5C469F4">
       <w:start w:val="1"/>
       <w:numFmt w:val="bullet"/>
       <w:lvlText w:val="○"/>
@@ -6571,7 +6517,7 @@
         <w:ind w:left="1440" w:hanging="360"/>
       </w:pPr>
     </w:lvl>
-    <w:lvl w:ilvl="2" w:tplc="2A742954">
+    <w:lvl w:ilvl="2" w:tplc="1E28644C">
       <w:start w:val="1"/>
       <w:numFmt w:val="bullet"/>
       <w:lvlText w:val="■"/>
@@ -6580,7 +6526,7 @@
         <w:ind w:left="2160" w:hanging="360"/>
       </w:pPr>
     </w:lvl>
-    <w:lvl w:ilvl="3" w:tplc="C9E4CAE6">
+    <w:lvl w:ilvl="3" w:tplc="42B46FC4">
       <w:start w:val="1"/>
       <w:numFmt w:val="bullet"/>
       <w:lvlText w:val="●"/>
@@ -6589,7 +6535,7 @@
         <w:ind w:left="2880" w:hanging="360"/>
       </w:pPr>
     </w:lvl>
-    <w:lvl w:ilvl="4" w:tplc="4CF49A02">
+    <w:lvl w:ilvl="4" w:tplc="1C6483E2">
       <w:start w:val="1"/>
       <w:numFmt w:val="bullet"/>
       <w:lvlText w:val="○"/>
@@ -6598,7 +6544,7 @@
         <w:ind w:left="3600" w:hanging="360"/>
       </w:pPr>
     </w:lvl>
-    <w:lvl w:ilvl="5" w:tplc="C8167A92">
+    <w:lvl w:ilvl="5" w:tplc="FC7A7C92">
       <w:start w:val="1"/>
       <w:numFmt w:val="bullet"/>
       <w:lvlText w:val="■"/>
@@ -6607,7 +6553,7 @@
         <w:ind w:left="4320" w:hanging="360"/>
       </w:pPr>
     </w:lvl>
-    <w:lvl w:ilvl="6" w:tplc="8F24DD36">
+    <w:lvl w:ilvl="6" w:tplc="5DE20EFA">
       <w:start w:val="1"/>
       <w:numFmt w:val="bullet"/>
       <w:lvlText w:val="●"/>
@@ -6616,7 +6562,7 @@
         <w:ind w:left="5040" w:hanging="360"/>
       </w:pPr>
     </w:lvl>
-    <w:lvl w:ilvl="7" w:tplc="E10887A0">
+    <w:lvl w:ilvl="7" w:tplc="FB407B46">
       <w:start w:val="1"/>
       <w:numFmt w:val="bullet"/>
       <w:lvlText w:val="●"/>
@@ -6625,7 +6571,7 @@
         <w:ind w:left="5760" w:hanging="360"/>
       </w:pPr>
     </w:lvl>
-    <w:lvl w:ilvl="8" w:tplc="7E5AB586">
+    <w:lvl w:ilvl="8" w:tplc="B57C0708">
       <w:start w:val="1"/>
       <w:numFmt w:val="bullet"/>
       <w:lvlText w:val="●"/>
@@ -6635,8 +6581,62 @@
       </w:pPr>
     </w:lvl>
   </w:abstractNum>
-  <w:num w:numId="1" w16cid:durableId="1960723651">
-    <w:abstractNumId w:val="2"/>
+  <w:abstractNum w:abstractNumId="2" w15:restartNumberingAfterBreak="0">
+    <w:nsid w:val="72D068E3"/>
+    <w:multiLevelType w:val="hybridMultilevel"/>
+    <w:tmpl w:val="3F00383C"/>
+    <w:lvl w:ilvl="0" w:tplc="AE3CACF2">
+      <w:start w:val="1"/>
+      <w:numFmt w:val="decimal"/>
+      <w:lvlText w:val="%1."/>
+      <w:lvlJc w:val="left"/>
+      <w:pPr>
+        <w:ind w:left="560" w:hanging="340"/>
+      </w:pPr>
+    </w:lvl>
+    <w:lvl w:ilvl="1" w:tplc="712652F6">
+      <w:numFmt w:val="decimal"/>
+      <w:lvlText w:val=""/>
+      <w:lvlJc w:val="left"/>
+    </w:lvl>
+    <w:lvl w:ilvl="2" w:tplc="30B05B0C">
+      <w:numFmt w:val="decimal"/>
+      <w:lvlText w:val=""/>
+      <w:lvlJc w:val="left"/>
+    </w:lvl>
+    <w:lvl w:ilvl="3" w:tplc="69901202">
+      <w:numFmt w:val="decimal"/>
+      <w:lvlText w:val=""/>
+      <w:lvlJc w:val="left"/>
+    </w:lvl>
+    <w:lvl w:ilvl="4" w:tplc="22BA98F0">
+      <w:numFmt w:val="decimal"/>
+      <w:lvlText w:val=""/>
+      <w:lvlJc w:val="left"/>
+    </w:lvl>
+    <w:lvl w:ilvl="5" w:tplc="AFACE486">
+      <w:numFmt w:val="decimal"/>
+      <w:lvlText w:val=""/>
+      <w:lvlJc w:val="left"/>
+    </w:lvl>
+    <w:lvl w:ilvl="6" w:tplc="91E8D77A">
+      <w:numFmt w:val="decimal"/>
+      <w:lvlText w:val=""/>
+      <w:lvlJc w:val="left"/>
+    </w:lvl>
+    <w:lvl w:ilvl="7" w:tplc="E7381618">
+      <w:numFmt w:val="decimal"/>
+      <w:lvlText w:val=""/>
+      <w:lvlJc w:val="left"/>
+    </w:lvl>
+    <w:lvl w:ilvl="8" w:tplc="08168EA8">
+      <w:numFmt w:val="decimal"/>
+      <w:lvlText w:val=""/>
+      <w:lvlJc w:val="left"/>
+    </w:lvl>
+  </w:abstractNum>
+  <w:num w:numId="1" w16cid:durableId="1411078272">
+    <w:abstractNumId w:val="1"/>
     <w:lvlOverride w:ilvl="0">
       <w:startOverride w:val="1"/>
     </w:lvlOverride>
@@ -7229,7 +7229,7 @@
     <w:autoRedefine/>
     <w:uiPriority w:val="39"/>
     <w:unhideWhenUsed/>
-    <w:rsid w:val="00A22F6C"/>
+    <w:rsid w:val="00807098"/>
     <w:pPr>
       <w:spacing w:after="100"/>
     </w:pPr>
